--- a/OOPgroup.docx
+++ b/OOPgroup.docx
@@ -199,8 +199,13 @@
           <w:p/>
           <w:p>
             <w:r>
-              <w:t>Emre Cholakoglu</w:t>
-            </w:r>
+              <w:t xml:space="preserve">Emre </w:t>
+            </w:r>
+            <w:proofErr w:type="spellStart"/>
+            <w:r>
+              <w:t>Cholakoglu</w:t>
+            </w:r>
+            <w:proofErr w:type="spellEnd"/>
           </w:p>
         </w:tc>
       </w:tr>
@@ -455,7 +460,7 @@
           <w:p/>
           <w:p>
             <w:r>
-              <w:t>CA Group Project / Home Energy Manager App</w:t>
+              <w:t>CA-Checkpoint 1</w:t>
             </w:r>
           </w:p>
         </w:tc>
@@ -889,8 +894,13 @@
           <w:p/>
           <w:p>
             <w:r>
-              <w:t>Emre Cholakoglu</w:t>
-            </w:r>
+              <w:t xml:space="preserve">Emre </w:t>
+            </w:r>
+            <w:proofErr w:type="spellStart"/>
+            <w:r>
+              <w:t>Cholakoglu</w:t>
+            </w:r>
+            <w:proofErr w:type="spellEnd"/>
           </w:p>
         </w:tc>
       </w:tr>
@@ -927,7 +937,13 @@
           <w:p/>
           <w:p>
             <w:r>
-              <w:t>23/10/2026</w:t>
+              <w:t>2</w:t>
+            </w:r>
+            <w:r>
+              <w:t>5</w:t>
+            </w:r>
+            <w:r>
+              <w:t>/10/2026</w:t>
             </w:r>
           </w:p>
         </w:tc>
@@ -1506,7 +1522,31 @@
                 <w:szCs w:val="24"/>
                 <w:lang w:val="en-US" w:eastAsia="en-US"/>
               </w:rPr>
-              <w:t>Emre Cholakoglu/24775049</w:t>
+              <w:t xml:space="preserve">Emre </w:t>
+            </w:r>
+            <w:proofErr w:type="spellStart"/>
+            <w:r>
+              <w:rPr>
+                <w:rFonts w:ascii="Calibri" w:hAnsi="Calibri" w:cs="Calibri"/>
+                <w:b/>
+                <w:bCs/>
+                <w:sz w:val="24"/>
+                <w:szCs w:val="24"/>
+                <w:lang w:val="en-US" w:eastAsia="en-US"/>
+              </w:rPr>
+              <w:t>Cholakoglu</w:t>
+            </w:r>
+            <w:proofErr w:type="spellEnd"/>
+            <w:r>
+              <w:rPr>
+                <w:rFonts w:ascii="Calibri" w:hAnsi="Calibri" w:cs="Calibri"/>
+                <w:b/>
+                <w:bCs/>
+                <w:sz w:val="24"/>
+                <w:szCs w:val="24"/>
+                <w:lang w:val="en-US" w:eastAsia="en-US"/>
+              </w:rPr>
+              <w:t>/24775049</w:t>
             </w:r>
           </w:p>
         </w:tc>
@@ -1592,7 +1632,25 @@
                 <w:szCs w:val="24"/>
                 <w:lang w:val="en-US" w:eastAsia="en-US"/>
               </w:rPr>
-              <w:t>23/10/2026</w:t>
+              <w:t>2</w:t>
+            </w:r>
+            <w:r>
+              <w:rPr>
+                <w:rFonts w:ascii="Calibri" w:hAnsi="Calibri" w:cs="Calibri"/>
+                <w:sz w:val="24"/>
+                <w:szCs w:val="24"/>
+                <w:lang w:val="en-US" w:eastAsia="en-US"/>
+              </w:rPr>
+              <w:t>5</w:t>
+            </w:r>
+            <w:r>
+              <w:rPr>
+                <w:rFonts w:ascii="Calibri" w:hAnsi="Calibri" w:cs="Calibri"/>
+                <w:sz w:val="24"/>
+                <w:szCs w:val="24"/>
+                <w:lang w:val="en-US" w:eastAsia="en-US"/>
+              </w:rPr>
+              <w:t>/10/2026</w:t>
             </w:r>
           </w:p>
         </w:tc>
@@ -1966,6 +2024,17 @@
               </w:rPr>
               <w:t> </w:t>
             </w:r>
+            <w:r>
+              <w:rPr>
+                <w:rFonts w:ascii="Calibri" w:hAnsi="Calibri" w:cs="Calibri"/>
+                <w:b/>
+                <w:bCs/>
+                <w:sz w:val="24"/>
+                <w:szCs w:val="24"/>
+                <w:lang w:val="en-US" w:eastAsia="en-US"/>
+              </w:rPr>
+              <w:t>n/a</w:t>
+            </w:r>
           </w:p>
         </w:tc>
         <w:tc>
@@ -2000,6 +2069,15 @@
               </w:rPr>
               <w:t> </w:t>
             </w:r>
+            <w:r>
+              <w:rPr>
+                <w:rFonts w:ascii="Calibri" w:hAnsi="Calibri" w:cs="Calibri"/>
+                <w:sz w:val="24"/>
+                <w:szCs w:val="24"/>
+                <w:lang w:val="en-US" w:eastAsia="en-US"/>
+              </w:rPr>
+              <w:t>n/a</w:t>
+            </w:r>
           </w:p>
         </w:tc>
         <w:tc>
@@ -2033,6 +2111,15 @@
                 <w:lang w:val="en-US" w:eastAsia="en-US"/>
               </w:rPr>
               <w:t> </w:t>
+            </w:r>
+            <w:r>
+              <w:rPr>
+                <w:rFonts w:ascii="Calibri" w:hAnsi="Calibri" w:cs="Calibri"/>
+                <w:sz w:val="24"/>
+                <w:szCs w:val="24"/>
+                <w:lang w:val="en-US" w:eastAsia="en-US"/>
+              </w:rPr>
+              <w:t>n/a</w:t>
             </w:r>
           </w:p>
         </w:tc>
@@ -2253,8 +2340,8 @@
         <w:tblLook w:val="04A0" w:firstRow="1" w:lastRow="0" w:firstColumn="1" w:lastColumn="0" w:noHBand="0" w:noVBand="1"/>
       </w:tblPr>
       <w:tblGrid>
-        <w:gridCol w:w="4473"/>
-        <w:gridCol w:w="4537"/>
+        <w:gridCol w:w="4520"/>
+        <w:gridCol w:w="4490"/>
       </w:tblGrid>
       <w:tr>
         <w:trPr>
@@ -2296,45 +2383,9 @@
                 <w:color w:val="FFFFFF"/>
                 <w:sz w:val="24"/>
                 <w:szCs w:val="24"/>
-                <w:lang w:val="en-US" w:eastAsia="en-US"/>
-              </w:rPr>
-              <w:t>[</w:t>
-            </w:r>
-            <w:r>
-              <w:rPr>
-                <w:rFonts w:ascii="Calibri" w:hAnsi="Calibri" w:cs="Calibri"/>
-                <w:b/>
-                <w:bCs/>
-                <w:color w:val="FFFFFF"/>
-                <w:sz w:val="24"/>
-                <w:szCs w:val="24"/>
-                <w:lang w:val="en-US" w:eastAsia="en-US"/>
-              </w:rPr>
-              <w:t xml:space="preserve">Insert </w:t>
-            </w:r>
-            <w:r>
-              <w:rPr>
-                <w:rFonts w:ascii="Calibri" w:hAnsi="Calibri" w:cs="Calibri"/>
-                <w:b/>
-                <w:bCs/>
-                <w:color w:val="FFFFFF"/>
-                <w:sz w:val="24"/>
-                <w:szCs w:val="24"/>
-                <w:lang w:val="en-US" w:eastAsia="en-US"/>
-              </w:rPr>
-              <w:t>Tool Name]</w:t>
-            </w:r>
-            <w:r>
-              <w:rPr>
-                <w:rFonts w:ascii="Calibri" w:hAnsi="Calibri" w:cs="Calibri"/>
-                <w:b/>
-                <w:bCs/>
-                <w:color w:val="FFFFFF"/>
-                <w:sz w:val="24"/>
-                <w:szCs w:val="24"/>
-                <w:lang w:val="en-US" w:eastAsia="en-US"/>
-              </w:rPr>
-              <w:t> </w:t>
+                <w:lang w:eastAsia="en-US"/>
+              </w:rPr>
+              <w:t>None</w:t>
             </w:r>
           </w:p>
         </w:tc>
@@ -2369,26 +2420,6 @@
                 <w:lang w:val="en-US" w:eastAsia="en-US"/>
               </w:rPr>
             </w:pPr>
-            <w:r>
-              <w:rPr>
-                <w:rFonts w:ascii="Calibri" w:hAnsi="Calibri" w:cs="Calibri"/>
-                <w:sz w:val="24"/>
-                <w:szCs w:val="24"/>
-                <w:lang w:val="en-US" w:eastAsia="en-US"/>
-              </w:rPr>
-              <w:t>[Insert Description of use]</w:t>
-            </w:r>
-            <w:r>
-              <w:rPr>
-                <w:rFonts w:ascii="Calibri" w:hAnsi="Calibri" w:cs="Calibri"/>
-                <w:b/>
-                <w:bCs/>
-                <w:sz w:val="24"/>
-                <w:szCs w:val="24"/>
-                <w:lang w:val="en-US" w:eastAsia="en-US"/>
-              </w:rPr>
-              <w:t> </w:t>
-            </w:r>
           </w:p>
         </w:tc>
       </w:tr>
@@ -2420,26 +2451,6 @@
                 <w:lang w:val="en-US" w:eastAsia="en-US"/>
               </w:rPr>
             </w:pPr>
-            <w:r>
-              <w:rPr>
-                <w:rFonts w:ascii="Calibri" w:hAnsi="Calibri" w:cs="Calibri"/>
-                <w:sz w:val="24"/>
-                <w:szCs w:val="24"/>
-                <w:lang w:val="en-US" w:eastAsia="en-US"/>
-              </w:rPr>
-              <w:t>[Insert Sample prompt]</w:t>
-            </w:r>
-            <w:r>
-              <w:rPr>
-                <w:rFonts w:ascii="Calibri" w:hAnsi="Calibri" w:cs="Calibri"/>
-                <w:b/>
-                <w:bCs/>
-                <w:sz w:val="24"/>
-                <w:szCs w:val="24"/>
-                <w:lang w:val="en-US" w:eastAsia="en-US"/>
-              </w:rPr>
-              <w:t> </w:t>
-            </w:r>
           </w:p>
         </w:tc>
         <w:tc>
@@ -2464,24 +2475,6 @@
                 <w:lang w:val="en-US" w:eastAsia="en-US"/>
               </w:rPr>
             </w:pPr>
-            <w:r>
-              <w:rPr>
-                <w:rFonts w:ascii="Calibri" w:hAnsi="Calibri" w:cs="Calibri"/>
-                <w:sz w:val="24"/>
-                <w:szCs w:val="24"/>
-                <w:lang w:val="en-US" w:eastAsia="en-US"/>
-              </w:rPr>
-              <w:t>[Insert Sample response]</w:t>
-            </w:r>
-            <w:r>
-              <w:rPr>
-                <w:rFonts w:ascii="Calibri" w:hAnsi="Calibri" w:cs="Calibri"/>
-                <w:sz w:val="24"/>
-                <w:szCs w:val="24"/>
-                <w:lang w:val="en-US" w:eastAsia="en-US"/>
-              </w:rPr>
-              <w:t> </w:t>
-            </w:r>
           </w:p>
         </w:tc>
       </w:tr>
@@ -3078,7 +3071,7 @@
           <w:p/>
           <w:p>
             <w:r>
-              <w:t>CA Group Project / Home Energy Manager App</w:t>
+              <w:t>CA-Checkpoint 1</w:t>
             </w:r>
           </w:p>
         </w:tc>
@@ -3592,7 +3585,13 @@
           <w:p/>
           <w:p>
             <w:r>
-              <w:t>21/10/2026</w:t>
+              <w:t>2</w:t>
+            </w:r>
+            <w:r>
+              <w:t>5</w:t>
+            </w:r>
+            <w:r>
+              <w:t>/10/2026</w:t>
             </w:r>
           </w:p>
         </w:tc>
@@ -4230,7 +4229,16 @@
                 <w:szCs w:val="24"/>
                 <w:lang w:val="en-US" w:eastAsia="en-US"/>
               </w:rPr>
-              <w:t>21</w:t>
+              <w:t>2</w:t>
+            </w:r>
+            <w:r>
+              <w:rPr>
+                <w:rFonts w:ascii="Calibri" w:hAnsi="Calibri" w:cs="Calibri"/>
+                <w:sz w:val="24"/>
+                <w:szCs w:val="24"/>
+                <w:lang w:val="en-US" w:eastAsia="en-US"/>
+              </w:rPr>
+              <w:t>5</w:t>
             </w:r>
             <w:r>
               <w:rPr>
@@ -5746,7 +5754,7 @@
           <w:p/>
           <w:p>
             <w:r>
-              <w:t>CA Group Project / Home Energy Manager App</w:t>
+              <w:t>CA-Checkpoint 1</w:t>
             </w:r>
           </w:p>
         </w:tc>
@@ -6218,7 +6226,13 @@
           <w:p/>
           <w:p>
             <w:r>
-              <w:t>23/10/2026</w:t>
+              <w:t>2</w:t>
+            </w:r>
+            <w:r>
+              <w:t>5</w:t>
+            </w:r>
+            <w:r>
+              <w:t>/10/2026</w:t>
             </w:r>
           </w:p>
         </w:tc>
@@ -6854,7 +6868,25 @@
                 <w:szCs w:val="24"/>
                 <w:lang w:val="en-US" w:eastAsia="en-US"/>
               </w:rPr>
-              <w:t> 23/10/2026</w:t>
+              <w:t> 2</w:t>
+            </w:r>
+            <w:r>
+              <w:rPr>
+                <w:rFonts w:ascii="Calibri" w:hAnsi="Calibri" w:cs="Calibri"/>
+                <w:sz w:val="24"/>
+                <w:szCs w:val="24"/>
+                <w:lang w:val="en-US" w:eastAsia="en-US"/>
+              </w:rPr>
+              <w:t>5</w:t>
+            </w:r>
+            <w:r>
+              <w:rPr>
+                <w:rFonts w:ascii="Calibri" w:hAnsi="Calibri" w:cs="Calibri"/>
+                <w:sz w:val="24"/>
+                <w:szCs w:val="24"/>
+                <w:lang w:val="en-US" w:eastAsia="en-US"/>
+              </w:rPr>
+              <w:t>/10/2026</w:t>
             </w:r>
           </w:p>
         </w:tc>
@@ -7219,6 +7251,17 @@
               </w:rPr>
               <w:t> </w:t>
             </w:r>
+            <w:r>
+              <w:rPr>
+                <w:rFonts w:ascii="Calibri" w:hAnsi="Calibri" w:cs="Calibri"/>
+                <w:b/>
+                <w:bCs/>
+                <w:sz w:val="24"/>
+                <w:szCs w:val="24"/>
+                <w:lang w:val="en-US" w:eastAsia="en-US"/>
+              </w:rPr>
+              <w:t>n/a</w:t>
+            </w:r>
           </w:p>
         </w:tc>
         <w:tc>
@@ -7253,6 +7296,17 @@
               </w:rPr>
               <w:t> </w:t>
             </w:r>
+            <w:r>
+              <w:rPr>
+                <w:rFonts w:ascii="Calibri" w:hAnsi="Calibri" w:cs="Calibri"/>
+                <w:b/>
+                <w:bCs/>
+                <w:sz w:val="24"/>
+                <w:szCs w:val="24"/>
+                <w:lang w:val="en-US" w:eastAsia="en-US"/>
+              </w:rPr>
+              <w:t>n/a</w:t>
+            </w:r>
           </w:p>
         </w:tc>
         <w:tc>
@@ -7286,6 +7340,17 @@
                 <w:lang w:val="en-US" w:eastAsia="en-US"/>
               </w:rPr>
               <w:t> </w:t>
+            </w:r>
+            <w:r>
+              <w:rPr>
+                <w:rFonts w:ascii="Calibri" w:hAnsi="Calibri" w:cs="Calibri"/>
+                <w:b/>
+                <w:bCs/>
+                <w:sz w:val="24"/>
+                <w:szCs w:val="24"/>
+                <w:lang w:val="en-US" w:eastAsia="en-US"/>
+              </w:rPr>
+              <w:t>n/a</w:t>
             </w:r>
           </w:p>
         </w:tc>
@@ -7506,8 +7571,8 @@
         <w:tblLook w:val="04A0" w:firstRow="1" w:lastRow="0" w:firstColumn="1" w:lastColumn="0" w:noHBand="0" w:noVBand="1"/>
       </w:tblPr>
       <w:tblGrid>
-        <w:gridCol w:w="4473"/>
-        <w:gridCol w:w="4537"/>
+        <w:gridCol w:w="4520"/>
+        <w:gridCol w:w="4490"/>
       </w:tblGrid>
       <w:tr>
         <w:trPr>
@@ -7548,45 +7613,9 @@
                 <w:color w:val="FFFFFF"/>
                 <w:sz w:val="24"/>
                 <w:szCs w:val="24"/>
-                <w:lang w:val="en-US" w:eastAsia="en-US"/>
-              </w:rPr>
-              <w:t>[</w:t>
-            </w:r>
-            <w:r>
-              <w:rPr>
-                <w:rFonts w:ascii="Calibri" w:hAnsi="Calibri" w:cs="Calibri"/>
-                <w:b/>
-                <w:bCs/>
-                <w:color w:val="FFFFFF"/>
-                <w:sz w:val="24"/>
-                <w:szCs w:val="24"/>
-                <w:lang w:val="en-US" w:eastAsia="en-US"/>
-              </w:rPr>
-              <w:t xml:space="preserve">Insert </w:t>
-            </w:r>
-            <w:r>
-              <w:rPr>
-                <w:rFonts w:ascii="Calibri" w:hAnsi="Calibri" w:cs="Calibri"/>
-                <w:b/>
-                <w:bCs/>
-                <w:color w:val="FFFFFF"/>
-                <w:sz w:val="24"/>
-                <w:szCs w:val="24"/>
-                <w:lang w:val="en-US" w:eastAsia="en-US"/>
-              </w:rPr>
-              <w:t>Tool Name]</w:t>
-            </w:r>
-            <w:r>
-              <w:rPr>
-                <w:rFonts w:ascii="Calibri" w:hAnsi="Calibri" w:cs="Calibri"/>
-                <w:b/>
-                <w:bCs/>
-                <w:color w:val="FFFFFF"/>
-                <w:sz w:val="24"/>
-                <w:szCs w:val="24"/>
-                <w:lang w:val="en-US" w:eastAsia="en-US"/>
-              </w:rPr>
-              <w:t> </w:t>
+                <w:lang w:eastAsia="en-US"/>
+              </w:rPr>
+              <w:t>None</w:t>
             </w:r>
           </w:p>
         </w:tc>
@@ -7621,26 +7650,6 @@
                 <w:lang w:val="en-US" w:eastAsia="en-US"/>
               </w:rPr>
             </w:pPr>
-            <w:r>
-              <w:rPr>
-                <w:rFonts w:ascii="Calibri" w:hAnsi="Calibri" w:cs="Calibri"/>
-                <w:sz w:val="24"/>
-                <w:szCs w:val="24"/>
-                <w:lang w:val="en-US" w:eastAsia="en-US"/>
-              </w:rPr>
-              <w:t>[Insert Description of use]</w:t>
-            </w:r>
-            <w:r>
-              <w:rPr>
-                <w:rFonts w:ascii="Calibri" w:hAnsi="Calibri" w:cs="Calibri"/>
-                <w:b/>
-                <w:bCs/>
-                <w:sz w:val="24"/>
-                <w:szCs w:val="24"/>
-                <w:lang w:val="en-US" w:eastAsia="en-US"/>
-              </w:rPr>
-              <w:t> </w:t>
-            </w:r>
           </w:p>
         </w:tc>
       </w:tr>
@@ -7672,26 +7681,6 @@
                 <w:lang w:val="en-US" w:eastAsia="en-US"/>
               </w:rPr>
             </w:pPr>
-            <w:r>
-              <w:rPr>
-                <w:rFonts w:ascii="Calibri" w:hAnsi="Calibri" w:cs="Calibri"/>
-                <w:sz w:val="24"/>
-                <w:szCs w:val="24"/>
-                <w:lang w:val="en-US" w:eastAsia="en-US"/>
-              </w:rPr>
-              <w:t>[Insert Sample prompt]</w:t>
-            </w:r>
-            <w:r>
-              <w:rPr>
-                <w:rFonts w:ascii="Calibri" w:hAnsi="Calibri" w:cs="Calibri"/>
-                <w:b/>
-                <w:bCs/>
-                <w:sz w:val="24"/>
-                <w:szCs w:val="24"/>
-                <w:lang w:val="en-US" w:eastAsia="en-US"/>
-              </w:rPr>
-              <w:t> </w:t>
-            </w:r>
           </w:p>
         </w:tc>
         <w:tc>
@@ -7716,24 +7705,6 @@
                 <w:lang w:val="en-US" w:eastAsia="en-US"/>
               </w:rPr>
             </w:pPr>
-            <w:r>
-              <w:rPr>
-                <w:rFonts w:ascii="Calibri" w:hAnsi="Calibri" w:cs="Calibri"/>
-                <w:sz w:val="24"/>
-                <w:szCs w:val="24"/>
-                <w:lang w:val="en-US" w:eastAsia="en-US"/>
-              </w:rPr>
-              <w:t>[Insert Sample response]</w:t>
-            </w:r>
-            <w:r>
-              <w:rPr>
-                <w:rFonts w:ascii="Calibri" w:hAnsi="Calibri" w:cs="Calibri"/>
-                <w:sz w:val="24"/>
-                <w:szCs w:val="24"/>
-                <w:lang w:val="en-US" w:eastAsia="en-US"/>
-              </w:rPr>
-              <w:t> </w:t>
-            </w:r>
           </w:p>
         </w:tc>
       </w:tr>
@@ -8024,8 +7995,17 @@
           <w:sz w:val="32"/>
           <w:szCs w:val="32"/>
         </w:rPr>
-        <w:t>Section 2: Appliance Manager &amp; Savings Tips by Emre Cholakoglu</w:t>
-      </w:r>
+        <w:t xml:space="preserve">Section 2: Appliance Manager &amp; Savings Tips by Emre </w:t>
+      </w:r>
+      <w:proofErr w:type="spellStart"/>
+      <w:r>
+        <w:rPr>
+          <w:sz w:val="32"/>
+          <w:szCs w:val="32"/>
+        </w:rPr>
+        <w:t>Cholakoglu</w:t>
+      </w:r>
+      <w:proofErr w:type="spellEnd"/>
     </w:p>
     <w:p>
       <w:pPr>
@@ -8581,8 +8561,19 @@
           <w:szCs w:val="32"/>
           <w:lang w:val="en-US" w:eastAsia="en-US"/>
         </w:rPr>
-        <w:t>Emre Cholakoglu</w:t>
-      </w:r>
+        <w:t xml:space="preserve">Emre </w:t>
+      </w:r>
+      <w:proofErr w:type="spellStart"/>
+      <w:r>
+        <w:rPr>
+          <w:rFonts w:asciiTheme="minorHAnsi" w:hAnsiTheme="minorHAnsi" w:cstheme="minorHAnsi"/>
+          <w:sz w:val="32"/>
+          <w:szCs w:val="32"/>
+          <w:lang w:val="en-US" w:eastAsia="en-US"/>
+        </w:rPr>
+        <w:t>Cholakoglu</w:t>
+      </w:r>
+      <w:proofErr w:type="spellEnd"/>
     </w:p>
     <w:p>
       <w:pPr>
@@ -10972,25 +10963,6 @@
 </file>
 
 <file path=customXml/item1.xml><?xml version="1.0" encoding="utf-8"?>
-<?mso-contentType ?>
-<FormTemplates xmlns="http://schemas.microsoft.com/sharepoint/v3/contenttype/forms">
-  <Display>DocumentLibraryForm</Display>
-  <Edit>DocumentLibraryForm</Edit>
-  <New>DocumentLibraryForm</New>
-</FormTemplates>
-</file>
-
-<file path=customXml/item2.xml><?xml version="1.0" encoding="utf-8"?>
-<p:properties xmlns:p="http://schemas.microsoft.com/office/2006/metadata/properties" xmlns:xsi="http://www.w3.org/2001/XMLSchema-instance" xmlns:pc="http://schemas.microsoft.com/office/infopath/2007/PartnerControls">
-  <documentManagement/>
-</p:properties>
-</file>
-
-<file path=customXml/item3.xml><?xml version="1.0" encoding="utf-8"?>
-<b:Sources xmlns:b="http://schemas.openxmlformats.org/officeDocument/2006/bibliography" xmlns="http://schemas.openxmlformats.org/officeDocument/2006/bibliography" SelectedStyle="\APASixthEditionOfficeOnline.xsl" StyleName="APA" Version="6"/>
-</file>
-
-<file path=customXml/item4.xml><?xml version="1.0" encoding="utf-8"?>
 <ct:contentTypeSchema xmlns:ct="http://schemas.microsoft.com/office/2006/metadata/contentType" xmlns:ma="http://schemas.microsoft.com/office/2006/metadata/properties/metaAttributes" ct:_="" ma:_="" ma:contentTypeName="Document" ma:contentTypeID="0x0101003007E6DAD6BBFB46800AE2C64659B569" ma:contentTypeVersion="14" ma:contentTypeDescription="Create a new document." ma:contentTypeScope="" ma:versionID="e707b93dffad6ab361355f87826238d8">
   <xsd:schema xmlns:xsd="http://www.w3.org/2001/XMLSchema" xmlns:xs="http://www.w3.org/2001/XMLSchema" xmlns:p="http://schemas.microsoft.com/office/2006/metadata/properties" xmlns:ns2="77f58414-2286-4255-916b-f241b758a249" xmlns:ns3="2ca47110-7b43-49a1-b47b-7ce9c411335c" targetNamespace="http://schemas.microsoft.com/office/2006/metadata/properties" ma:root="true" ma:fieldsID="dbfe9261f1c80d25057c0cc1a1eba24a" ns2:_="" ns3:_="">
     <xsd:import namespace="77f58414-2286-4255-916b-f241b758a249"/>
@@ -11219,32 +11191,26 @@
 </ct:contentTypeSchema>
 </file>
 
-<file path=customXml/itemProps1.xml><?xml version="1.0" encoding="utf-8"?>
-<ds:datastoreItem xmlns:ds="http://schemas.openxmlformats.org/officeDocument/2006/customXml" ds:itemID="{A5FB38FE-7660-4E6D-ABF6-1F350986DC82}">
-  <ds:schemaRefs>
-    <ds:schemaRef ds:uri="http://schemas.microsoft.com/sharepoint/v3/contenttype/forms"/>
-  </ds:schemaRefs>
-</ds:datastoreItem>
+<file path=customXml/item2.xml><?xml version="1.0" encoding="utf-8"?>
+<?mso-contentType ?>
+<FormTemplates xmlns="http://schemas.microsoft.com/sharepoint/v3/contenttype/forms">
+  <Display>DocumentLibraryForm</Display>
+  <Edit>DocumentLibraryForm</Edit>
+  <New>DocumentLibraryForm</New>
+</FormTemplates>
 </file>
 
-<file path=customXml/itemProps2.xml><?xml version="1.0" encoding="utf-8"?>
-<ds:datastoreItem xmlns:ds="http://schemas.openxmlformats.org/officeDocument/2006/customXml" ds:itemID="{DF028BE0-70D2-4167-88A7-8362ECA17563}">
-  <ds:schemaRefs>
-    <ds:schemaRef ds:uri="http://schemas.microsoft.com/office/2006/metadata/properties"/>
-    <ds:schemaRef ds:uri="http://schemas.microsoft.com/office/infopath/2007/PartnerControls"/>
-  </ds:schemaRefs>
-</ds:datastoreItem>
+<file path=customXml/item3.xml><?xml version="1.0" encoding="utf-8"?>
+<p:properties xmlns:p="http://schemas.microsoft.com/office/2006/metadata/properties" xmlns:xsi="http://www.w3.org/2001/XMLSchema-instance" xmlns:pc="http://schemas.microsoft.com/office/infopath/2007/PartnerControls">
+  <documentManagement/>
+</p:properties>
 </file>
 
-<file path=customXml/itemProps3.xml><?xml version="1.0" encoding="utf-8"?>
-<ds:datastoreItem xmlns:ds="http://schemas.openxmlformats.org/officeDocument/2006/customXml" ds:itemID="{03C5700F-48DD-4AD7-B13F-062426A7A98D}">
-  <ds:schemaRefs>
-    <ds:schemaRef ds:uri="http://schemas.openxmlformats.org/officeDocument/2006/bibliography"/>
-  </ds:schemaRefs>
-</ds:datastoreItem>
+<file path=customXml/item4.xml><?xml version="1.0" encoding="utf-8"?>
+<b:Sources xmlns:b="http://schemas.openxmlformats.org/officeDocument/2006/bibliography" xmlns="http://schemas.openxmlformats.org/officeDocument/2006/bibliography" SelectedStyle="\APASixthEditionOfficeOnline.xsl" StyleName="APA" Version="6"/>
 </file>
 
-<file path=customXml/itemProps4.xml><?xml version="1.0" encoding="utf-8"?>
+<file path=customXml/itemProps1.xml><?xml version="1.0" encoding="utf-8"?>
 <ds:datastoreItem xmlns:ds="http://schemas.openxmlformats.org/officeDocument/2006/customXml" ds:itemID="{DC51F891-368C-4C3E-9791-39AFCEDF6E4B}">
   <ds:schemaRefs>
     <ds:schemaRef ds:uri="http://schemas.microsoft.com/office/2006/metadata/contentType"/>
@@ -11261,4 +11227,29 @@
     <ds:schemaRef ds:uri="http://schemas.microsoft.com/internal/obd"/>
   </ds:schemaRefs>
 </ds:datastoreItem>
+</file>
+
+<file path=customXml/itemProps2.xml><?xml version="1.0" encoding="utf-8"?>
+<ds:datastoreItem xmlns:ds="http://schemas.openxmlformats.org/officeDocument/2006/customXml" ds:itemID="{A5FB38FE-7660-4E6D-ABF6-1F350986DC82}">
+  <ds:schemaRefs>
+    <ds:schemaRef ds:uri="http://schemas.microsoft.com/sharepoint/v3/contenttype/forms"/>
+  </ds:schemaRefs>
+</ds:datastoreItem>
+</file>
+
+<file path=customXml/itemProps3.xml><?xml version="1.0" encoding="utf-8"?>
+<ds:datastoreItem xmlns:ds="http://schemas.openxmlformats.org/officeDocument/2006/customXml" ds:itemID="{DF028BE0-70D2-4167-88A7-8362ECA17563}">
+  <ds:schemaRefs>
+    <ds:schemaRef ds:uri="http://schemas.microsoft.com/office/2006/metadata/properties"/>
+    <ds:schemaRef ds:uri="http://schemas.microsoft.com/office/infopath/2007/PartnerControls"/>
+  </ds:schemaRefs>
+</ds:datastoreItem>
+</file>
+
+<file path=customXml/itemProps4.xml><?xml version="1.0" encoding="utf-8"?>
+<ds:datastoreItem xmlns:ds="http://schemas.openxmlformats.org/officeDocument/2006/customXml" ds:itemID="{03C5700F-48DD-4AD7-B13F-062426A7A98D}">
+  <ds:schemaRefs>
+    <ds:schemaRef ds:uri="http://schemas.openxmlformats.org/officeDocument/2006/bibliography"/>
+  </ds:schemaRefs>
+</ds:datastoreItem>
 </file>